--- a/6-过程管理/流程制度规范类文件/060108-配置管理程序.docx
+++ b/6-过程管理/流程制度规范类文件/060108-配置管理程序.docx
@@ -131,7 +131,7 @@
           <w:szCs w:val="36"/>
           <w:lang w:val="en-US" w:eastAsia="zh-CN"/>
         </w:rPr>
-        <w:t>2025年7月4日</w:t>
+        <w:t>2025年4月4日</w:t>
       </w:r>
       <w:bookmarkEnd w:id="2"/>
     </w:p>
@@ -717,7 +717,7 @@
                 <w:sz w:val="21"/>
                 <w:szCs w:val="21"/>
               </w:rPr>
-              <w:t>2025-7-4</w:t>
+              <w:t>2025-4-4</w:t>
             </w:r>
           </w:p>
         </w:tc>
@@ -1795,7 +1795,7 @@
               <w:szCs w:val="36"/>
               <w:lang w:val="en-US" w:eastAsia="zh-CN"/>
             </w:rPr>
-            <w:t>2025年7月4日</w:t>
+            <w:t>2025年4月4日</w:t>
           </w:r>
           <w:r>
             <w:tab/>

--- a/6-过程管理/流程制度规范类文件/060108-配置管理程序.docx
+++ b/6-过程管理/流程制度规范类文件/060108-配置管理程序.docx
@@ -39,7 +39,7 @@
         <w:snapToGrid w:val="0"/>
         <w:textAlignment w:val="baseline"/>
       </w:pPr>
-      <w:bookmarkStart w:id="0" w:name="_Toc24936"/>
+      <w:bookmarkStart w:id="0" w:name="_Toc20903"/>
       <w:r>
         <w:t>配置管理程序</w:t>
       </w:r>
@@ -63,7 +63,7 @@
         <w:snapToGrid w:val="0"/>
         <w:textAlignment w:val="baseline"/>
       </w:pPr>
-      <w:bookmarkStart w:id="1" w:name="_Toc15334"/>
+      <w:bookmarkStart w:id="1" w:name="_Toc26007"/>
       <w:r>
         <w:t>中达丰集团有限公司</w:t>
       </w:r>
@@ -120,7 +120,7 @@
           <w:cols w:space="720" w:num="1"/>
         </w:sectPr>
       </w:pPr>
-      <w:bookmarkStart w:id="2" w:name="_Toc29071"/>
+      <w:bookmarkStart w:id="2" w:name="_Toc7002"/>
       <w:r>
         <w:rPr>
           <w:rFonts w:hint="eastAsia" w:ascii="宋体" w:hAnsi="宋体" w:eastAsia="宋体" w:cs="宋体"/>
@@ -159,7 +159,7 @@
           <w:szCs w:val="28"/>
         </w:rPr>
       </w:pPr>
-      <w:bookmarkStart w:id="3" w:name="_Toc4378"/>
+      <w:bookmarkStart w:id="3" w:name="_Toc7301"/>
       <w:r>
         <w:rPr>
           <w:rFonts w:ascii="宋体" w:hAnsi="宋体" w:eastAsia="宋体" w:cs="宋体"/>
@@ -1703,7 +1703,7 @@
               <w:rFonts w:ascii="Times New Roman" w:hAnsi="Times New Roman" w:eastAsia="Times New Roman" w:cs="Times New Roman"/>
               <w:szCs w:val="24"/>
             </w:rPr>
-            <w:instrText xml:space="preserve"> HYPERLINK \l _Toc24936 </w:instrText>
+            <w:instrText xml:space="preserve"> HYPERLINK \l _Toc20903 </w:instrText>
           </w:r>
           <w:r>
             <w:rPr>
@@ -1722,7 +1722,7 @@
             <w:fldChar w:fldCharType="begin"/>
           </w:r>
           <w:r>
-            <w:instrText xml:space="preserve"> PAGEREF _Toc24936 \h </w:instrText>
+            <w:instrText xml:space="preserve"> PAGEREF _Toc20903 \h </w:instrText>
           </w:r>
           <w:r>
             <w:fldChar w:fldCharType="separate"/>
@@ -1760,7 +1760,7 @@
               <w:rFonts w:ascii="Times New Roman" w:hAnsi="Times New Roman" w:eastAsia="Times New Roman" w:cs="Times New Roman"/>
               <w:szCs w:val="24"/>
             </w:rPr>
-            <w:instrText xml:space="preserve"> HYPERLINK \l _Toc15334 </w:instrText>
+            <w:instrText xml:space="preserve"> HYPERLINK \l _Toc26007 </w:instrText>
           </w:r>
           <w:r>
             <w:rPr>
@@ -1779,7 +1779,7 @@
             <w:fldChar w:fldCharType="begin"/>
           </w:r>
           <w:r>
-            <w:instrText xml:space="preserve"> PAGEREF _Toc15334 \h </w:instrText>
+            <w:instrText xml:space="preserve"> PAGEREF _Toc26007 \h </w:instrText>
           </w:r>
           <w:r>
             <w:fldChar w:fldCharType="separate"/>
@@ -1817,7 +1817,7 @@
               <w:rFonts w:ascii="Times New Roman" w:hAnsi="Times New Roman" w:eastAsia="Times New Roman" w:cs="Times New Roman"/>
               <w:szCs w:val="24"/>
             </w:rPr>
-            <w:instrText xml:space="preserve"> HYPERLINK \l _Toc29071 </w:instrText>
+            <w:instrText xml:space="preserve"> HYPERLINK \l _Toc7002 </w:instrText>
           </w:r>
           <w:r>
             <w:rPr>
@@ -1842,7 +1842,7 @@
             <w:fldChar w:fldCharType="begin"/>
           </w:r>
           <w:r>
-            <w:instrText xml:space="preserve"> PAGEREF _Toc29071 \h </w:instrText>
+            <w:instrText xml:space="preserve"> PAGEREF _Toc7002 \h </w:instrText>
           </w:r>
           <w:r>
             <w:fldChar w:fldCharType="separate"/>
@@ -1880,7 +1880,7 @@
               <w:rFonts w:ascii="Times New Roman" w:hAnsi="Times New Roman" w:eastAsia="Times New Roman" w:cs="Times New Roman"/>
               <w:szCs w:val="24"/>
             </w:rPr>
-            <w:instrText xml:space="preserve"> HYPERLINK \l _Toc4378 </w:instrText>
+            <w:instrText xml:space="preserve"> HYPERLINK \l _Toc7301 </w:instrText>
           </w:r>
           <w:r>
             <w:rPr>
@@ -1904,7 +1904,7 @@
             <w:fldChar w:fldCharType="begin"/>
           </w:r>
           <w:r>
-            <w:instrText xml:space="preserve"> PAGEREF _Toc4378 \h </w:instrText>
+            <w:instrText xml:space="preserve"> PAGEREF _Toc7301 \h </w:instrText>
           </w:r>
           <w:r>
             <w:fldChar w:fldCharType="separate"/>
@@ -1942,7 +1942,7 @@
               <w:rFonts w:ascii="Times New Roman" w:hAnsi="Times New Roman" w:eastAsia="Times New Roman" w:cs="Times New Roman"/>
               <w:szCs w:val="24"/>
             </w:rPr>
-            <w:instrText xml:space="preserve"> HYPERLINK \l _Toc277 </w:instrText>
+            <w:instrText xml:space="preserve"> HYPERLINK \l _Toc3097 </w:instrText>
           </w:r>
           <w:r>
             <w:rPr>
@@ -1967,7 +1967,7 @@
             <w:fldChar w:fldCharType="begin"/>
           </w:r>
           <w:r>
-            <w:instrText xml:space="preserve"> PAGEREF _Toc277 \h </w:instrText>
+            <w:instrText xml:space="preserve"> PAGEREF _Toc3097 \h </w:instrText>
           </w:r>
           <w:r>
             <w:fldChar w:fldCharType="separate"/>
@@ -2005,7 +2005,7 @@
               <w:rFonts w:ascii="Times New Roman" w:hAnsi="Times New Roman" w:eastAsia="Times New Roman" w:cs="Times New Roman"/>
               <w:szCs w:val="24"/>
             </w:rPr>
-            <w:instrText xml:space="preserve"> HYPERLINK \l _Toc21693 </w:instrText>
+            <w:instrText xml:space="preserve"> HYPERLINK \l _Toc5329 </w:instrText>
           </w:r>
           <w:r>
             <w:rPr>
@@ -2030,7 +2030,7 @@
             <w:fldChar w:fldCharType="begin"/>
           </w:r>
           <w:r>
-            <w:instrText xml:space="preserve"> PAGEREF _Toc21693 \h </w:instrText>
+            <w:instrText xml:space="preserve"> PAGEREF _Toc5329 \h </w:instrText>
           </w:r>
           <w:r>
             <w:fldChar w:fldCharType="separate"/>
@@ -2068,7 +2068,7 @@
               <w:rFonts w:ascii="Times New Roman" w:hAnsi="Times New Roman" w:eastAsia="Times New Roman" w:cs="Times New Roman"/>
               <w:szCs w:val="24"/>
             </w:rPr>
-            <w:instrText xml:space="preserve"> HYPERLINK \l _Toc171 </w:instrText>
+            <w:instrText xml:space="preserve"> HYPERLINK \l _Toc8768 </w:instrText>
           </w:r>
           <w:r>
             <w:rPr>
@@ -2093,7 +2093,7 @@
             <w:fldChar w:fldCharType="begin"/>
           </w:r>
           <w:r>
-            <w:instrText xml:space="preserve"> PAGEREF _Toc171 \h </w:instrText>
+            <w:instrText xml:space="preserve"> PAGEREF _Toc8768 \h </w:instrText>
           </w:r>
           <w:r>
             <w:fldChar w:fldCharType="separate"/>
@@ -2131,7 +2131,7 @@
               <w:rFonts w:ascii="Times New Roman" w:hAnsi="Times New Roman" w:eastAsia="Times New Roman" w:cs="Times New Roman"/>
               <w:szCs w:val="24"/>
             </w:rPr>
-            <w:instrText xml:space="preserve"> HYPERLINK \l _Toc4896 </w:instrText>
+            <w:instrText xml:space="preserve"> HYPERLINK \l _Toc14686 </w:instrText>
           </w:r>
           <w:r>
             <w:rPr>
@@ -2156,7 +2156,7 @@
             <w:fldChar w:fldCharType="begin"/>
           </w:r>
           <w:r>
-            <w:instrText xml:space="preserve"> PAGEREF _Toc4896 \h </w:instrText>
+            <w:instrText xml:space="preserve"> PAGEREF _Toc14686 \h </w:instrText>
           </w:r>
           <w:r>
             <w:fldChar w:fldCharType="separate"/>
@@ -2194,7 +2194,7 @@
               <w:rFonts w:ascii="Times New Roman" w:hAnsi="Times New Roman" w:eastAsia="Times New Roman" w:cs="Times New Roman"/>
               <w:szCs w:val="24"/>
             </w:rPr>
-            <w:instrText xml:space="preserve"> HYPERLINK \l _Toc14389 </w:instrText>
+            <w:instrText xml:space="preserve"> HYPERLINK \l _Toc21305 </w:instrText>
           </w:r>
           <w:r>
             <w:rPr>
@@ -2219,7 +2219,7 @@
             <w:fldChar w:fldCharType="begin"/>
           </w:r>
           <w:r>
-            <w:instrText xml:space="preserve"> PAGEREF _Toc14389 \h </w:instrText>
+            <w:instrText xml:space="preserve"> PAGEREF _Toc21305 \h </w:instrText>
           </w:r>
           <w:r>
             <w:fldChar w:fldCharType="separate"/>
@@ -2257,7 +2257,7 @@
               <w:rFonts w:ascii="Times New Roman" w:hAnsi="Times New Roman" w:eastAsia="Times New Roman" w:cs="Times New Roman"/>
               <w:szCs w:val="24"/>
             </w:rPr>
-            <w:instrText xml:space="preserve"> HYPERLINK \l _Toc5636 </w:instrText>
+            <w:instrText xml:space="preserve"> HYPERLINK \l _Toc20404 </w:instrText>
           </w:r>
           <w:r>
             <w:rPr>
@@ -2282,7 +2282,7 @@
             <w:fldChar w:fldCharType="begin"/>
           </w:r>
           <w:r>
-            <w:instrText xml:space="preserve"> PAGEREF _Toc5636 \h </w:instrText>
+            <w:instrText xml:space="preserve"> PAGEREF _Toc20404 \h </w:instrText>
           </w:r>
           <w:r>
             <w:fldChar w:fldCharType="separate"/>
@@ -2320,7 +2320,7 @@
               <w:rFonts w:ascii="Times New Roman" w:hAnsi="Times New Roman" w:eastAsia="Times New Roman" w:cs="Times New Roman"/>
               <w:szCs w:val="24"/>
             </w:rPr>
-            <w:instrText xml:space="preserve"> HYPERLINK \l _Toc11805 </w:instrText>
+            <w:instrText xml:space="preserve"> HYPERLINK \l _Toc1293 </w:instrText>
           </w:r>
           <w:r>
             <w:rPr>
@@ -2345,7 +2345,7 @@
             <w:fldChar w:fldCharType="begin"/>
           </w:r>
           <w:r>
-            <w:instrText xml:space="preserve"> PAGEREF _Toc11805 \h </w:instrText>
+            <w:instrText xml:space="preserve"> PAGEREF _Toc1293 \h </w:instrText>
           </w:r>
           <w:r>
             <w:fldChar w:fldCharType="separate"/>
@@ -2383,7 +2383,7 @@
               <w:rFonts w:ascii="Times New Roman" w:hAnsi="Times New Roman" w:eastAsia="Times New Roman" w:cs="Times New Roman"/>
               <w:szCs w:val="24"/>
             </w:rPr>
-            <w:instrText xml:space="preserve"> HYPERLINK \l _Toc18229 </w:instrText>
+            <w:instrText xml:space="preserve"> HYPERLINK \l _Toc2522 </w:instrText>
           </w:r>
           <w:r>
             <w:rPr>
@@ -2408,7 +2408,7 @@
             <w:fldChar w:fldCharType="begin"/>
           </w:r>
           <w:r>
-            <w:instrText xml:space="preserve"> PAGEREF _Toc18229 \h </w:instrText>
+            <w:instrText xml:space="preserve"> PAGEREF _Toc2522 \h </w:instrText>
           </w:r>
           <w:r>
             <w:fldChar w:fldCharType="separate"/>
@@ -2446,7 +2446,7 @@
               <w:rFonts w:ascii="Times New Roman" w:hAnsi="Times New Roman" w:eastAsia="Times New Roman" w:cs="Times New Roman"/>
               <w:szCs w:val="24"/>
             </w:rPr>
-            <w:instrText xml:space="preserve"> HYPERLINK \l _Toc13814 </w:instrText>
+            <w:instrText xml:space="preserve"> HYPERLINK \l _Toc23894 </w:instrText>
           </w:r>
           <w:r>
             <w:rPr>
@@ -2471,7 +2471,7 @@
             <w:fldChar w:fldCharType="begin"/>
           </w:r>
           <w:r>
-            <w:instrText xml:space="preserve"> PAGEREF _Toc13814 \h </w:instrText>
+            <w:instrText xml:space="preserve"> PAGEREF _Toc23894 \h </w:instrText>
           </w:r>
           <w:r>
             <w:fldChar w:fldCharType="separate"/>
@@ -2509,7 +2509,7 @@
               <w:rFonts w:ascii="Times New Roman" w:hAnsi="Times New Roman" w:eastAsia="Times New Roman" w:cs="Times New Roman"/>
               <w:szCs w:val="24"/>
             </w:rPr>
-            <w:instrText xml:space="preserve"> HYPERLINK \l _Toc24835 </w:instrText>
+            <w:instrText xml:space="preserve"> HYPERLINK \l _Toc3047 </w:instrText>
           </w:r>
           <w:r>
             <w:rPr>
@@ -2534,7 +2534,7 @@
             <w:fldChar w:fldCharType="begin"/>
           </w:r>
           <w:r>
-            <w:instrText xml:space="preserve"> PAGEREF _Toc24835 \h </w:instrText>
+            <w:instrText xml:space="preserve"> PAGEREF _Toc3047 \h </w:instrText>
           </w:r>
           <w:r>
             <w:fldChar w:fldCharType="separate"/>
@@ -2572,7 +2572,7 @@
               <w:rFonts w:ascii="Times New Roman" w:hAnsi="Times New Roman" w:eastAsia="Times New Roman" w:cs="Times New Roman"/>
               <w:szCs w:val="24"/>
             </w:rPr>
-            <w:instrText xml:space="preserve"> HYPERLINK \l _Toc18846 </w:instrText>
+            <w:instrText xml:space="preserve"> HYPERLINK \l _Toc22806 </w:instrText>
           </w:r>
           <w:r>
             <w:rPr>
@@ -2597,7 +2597,7 @@
             <w:fldChar w:fldCharType="begin"/>
           </w:r>
           <w:r>
-            <w:instrText xml:space="preserve"> PAGEREF _Toc18846 \h </w:instrText>
+            <w:instrText xml:space="preserve"> PAGEREF _Toc22806 \h </w:instrText>
           </w:r>
           <w:r>
             <w:fldChar w:fldCharType="separate"/>
@@ -2635,7 +2635,7 @@
               <w:rFonts w:ascii="Times New Roman" w:hAnsi="Times New Roman" w:eastAsia="Times New Roman" w:cs="Times New Roman"/>
               <w:szCs w:val="24"/>
             </w:rPr>
-            <w:instrText xml:space="preserve"> HYPERLINK \l _Toc9086 </w:instrText>
+            <w:instrText xml:space="preserve"> HYPERLINK \l _Toc11023 </w:instrText>
           </w:r>
           <w:r>
             <w:rPr>
@@ -2660,7 +2660,7 @@
             <w:fldChar w:fldCharType="begin"/>
           </w:r>
           <w:r>
-            <w:instrText xml:space="preserve"> PAGEREF _Toc9086 \h </w:instrText>
+            <w:instrText xml:space="preserve"> PAGEREF _Toc11023 \h </w:instrText>
           </w:r>
           <w:r>
             <w:fldChar w:fldCharType="separate"/>
@@ -2698,7 +2698,7 @@
               <w:rFonts w:ascii="Times New Roman" w:hAnsi="Times New Roman" w:eastAsia="Times New Roman" w:cs="Times New Roman"/>
               <w:szCs w:val="24"/>
             </w:rPr>
-            <w:instrText xml:space="preserve"> HYPERLINK \l _Toc10234 </w:instrText>
+            <w:instrText xml:space="preserve"> HYPERLINK \l _Toc31746 </w:instrText>
           </w:r>
           <w:r>
             <w:rPr>
@@ -2723,7 +2723,7 @@
             <w:fldChar w:fldCharType="begin"/>
           </w:r>
           <w:r>
-            <w:instrText xml:space="preserve"> PAGEREF _Toc10234 \h </w:instrText>
+            <w:instrText xml:space="preserve"> PAGEREF _Toc31746 \h </w:instrText>
           </w:r>
           <w:r>
             <w:fldChar w:fldCharType="separate"/>
@@ -2761,7 +2761,7 @@
               <w:rFonts w:ascii="Times New Roman" w:hAnsi="Times New Roman" w:eastAsia="Times New Roman" w:cs="Times New Roman"/>
               <w:szCs w:val="24"/>
             </w:rPr>
-            <w:instrText xml:space="preserve"> HYPERLINK \l _Toc15523 </w:instrText>
+            <w:instrText xml:space="preserve"> HYPERLINK \l _Toc6720 </w:instrText>
           </w:r>
           <w:r>
             <w:rPr>
@@ -2790,7 +2790,7 @@
             <w:fldChar w:fldCharType="begin"/>
           </w:r>
           <w:r>
-            <w:instrText xml:space="preserve"> PAGEREF _Toc15523 \h </w:instrText>
+            <w:instrText xml:space="preserve"> PAGEREF _Toc6720 \h </w:instrText>
           </w:r>
           <w:r>
             <w:fldChar w:fldCharType="separate"/>
@@ -2828,7 +2828,7 @@
               <w:rFonts w:ascii="Times New Roman" w:hAnsi="Times New Roman" w:eastAsia="Times New Roman" w:cs="Times New Roman"/>
               <w:szCs w:val="24"/>
             </w:rPr>
-            <w:instrText xml:space="preserve"> HYPERLINK \l _Toc20221 </w:instrText>
+            <w:instrText xml:space="preserve"> HYPERLINK \l _Toc6961 </w:instrText>
           </w:r>
           <w:r>
             <w:rPr>
@@ -2856,7 +2856,7 @@
             <w:fldChar w:fldCharType="begin"/>
           </w:r>
           <w:r>
-            <w:instrText xml:space="preserve"> PAGEREF _Toc20221 \h </w:instrText>
+            <w:instrText xml:space="preserve"> PAGEREF _Toc6961 \h </w:instrText>
           </w:r>
           <w:r>
             <w:fldChar w:fldCharType="separate"/>
@@ -2894,7 +2894,7 @@
               <w:rFonts w:ascii="Times New Roman" w:hAnsi="Times New Roman" w:eastAsia="Times New Roman" w:cs="Times New Roman"/>
               <w:szCs w:val="24"/>
             </w:rPr>
-            <w:instrText xml:space="preserve"> HYPERLINK \l _Toc17116 </w:instrText>
+            <w:instrText xml:space="preserve"> HYPERLINK \l _Toc6285 </w:instrText>
           </w:r>
           <w:r>
             <w:rPr>
@@ -2922,7 +2922,7 @@
             <w:fldChar w:fldCharType="begin"/>
           </w:r>
           <w:r>
-            <w:instrText xml:space="preserve"> PAGEREF _Toc17116 \h </w:instrText>
+            <w:instrText xml:space="preserve"> PAGEREF _Toc6285 \h </w:instrText>
           </w:r>
           <w:r>
             <w:fldChar w:fldCharType="separate"/>
@@ -2960,7 +2960,7 @@
               <w:rFonts w:ascii="Times New Roman" w:hAnsi="Times New Roman" w:eastAsia="Times New Roman" w:cs="Times New Roman"/>
               <w:szCs w:val="24"/>
             </w:rPr>
-            <w:instrText xml:space="preserve"> HYPERLINK \l _Toc21161 </w:instrText>
+            <w:instrText xml:space="preserve"> HYPERLINK \l _Toc9822 </w:instrText>
           </w:r>
           <w:r>
             <w:rPr>
@@ -2988,7 +2988,7 @@
             <w:fldChar w:fldCharType="begin"/>
           </w:r>
           <w:r>
-            <w:instrText xml:space="preserve"> PAGEREF _Toc21161 \h </w:instrText>
+            <w:instrText xml:space="preserve"> PAGEREF _Toc9822 \h </w:instrText>
           </w:r>
           <w:r>
             <w:fldChar w:fldCharType="separate"/>
@@ -3026,7 +3026,7 @@
               <w:rFonts w:ascii="Times New Roman" w:hAnsi="Times New Roman" w:eastAsia="Times New Roman" w:cs="Times New Roman"/>
               <w:szCs w:val="24"/>
             </w:rPr>
-            <w:instrText xml:space="preserve"> HYPERLINK \l _Toc23672 </w:instrText>
+            <w:instrText xml:space="preserve"> HYPERLINK \l _Toc6128 </w:instrText>
           </w:r>
           <w:r>
             <w:rPr>
@@ -3054,7 +3054,7 @@
             <w:fldChar w:fldCharType="begin"/>
           </w:r>
           <w:r>
-            <w:instrText xml:space="preserve"> PAGEREF _Toc23672 \h </w:instrText>
+            <w:instrText xml:space="preserve"> PAGEREF _Toc6128 \h </w:instrText>
           </w:r>
           <w:r>
             <w:fldChar w:fldCharType="separate"/>
@@ -3092,7 +3092,7 @@
               <w:rFonts w:ascii="Times New Roman" w:hAnsi="Times New Roman" w:eastAsia="Times New Roman" w:cs="Times New Roman"/>
               <w:szCs w:val="24"/>
             </w:rPr>
-            <w:instrText xml:space="preserve"> HYPERLINK \l _Toc24853 </w:instrText>
+            <w:instrText xml:space="preserve"> HYPERLINK \l _Toc11288 </w:instrText>
           </w:r>
           <w:r>
             <w:rPr>
@@ -3117,7 +3117,7 @@
             <w:fldChar w:fldCharType="begin"/>
           </w:r>
           <w:r>
-            <w:instrText xml:space="preserve"> PAGEREF _Toc24853 \h </w:instrText>
+            <w:instrText xml:space="preserve"> PAGEREF _Toc11288 \h </w:instrText>
           </w:r>
           <w:r>
             <w:fldChar w:fldCharType="separate"/>
@@ -3155,7 +3155,7 @@
               <w:rFonts w:ascii="Times New Roman" w:hAnsi="Times New Roman" w:eastAsia="Times New Roman" w:cs="Times New Roman"/>
               <w:szCs w:val="24"/>
             </w:rPr>
-            <w:instrText xml:space="preserve"> HYPERLINK \l _Toc17426 </w:instrText>
+            <w:instrText xml:space="preserve"> HYPERLINK \l _Toc18227 </w:instrText>
           </w:r>
           <w:r>
             <w:rPr>
@@ -3180,7 +3180,7 @@
             <w:fldChar w:fldCharType="begin"/>
           </w:r>
           <w:r>
-            <w:instrText xml:space="preserve"> PAGEREF _Toc17426 \h </w:instrText>
+            <w:instrText xml:space="preserve"> PAGEREF _Toc18227 \h </w:instrText>
           </w:r>
           <w:r>
             <w:fldChar w:fldCharType="separate"/>
@@ -3288,7 +3288,7 @@
         <w:snapToGrid w:val="0"/>
         <w:textAlignment w:val="baseline"/>
       </w:pPr>
-      <w:bookmarkStart w:id="4" w:name="_Toc277"/>
+      <w:bookmarkStart w:id="4" w:name="_Toc3097"/>
       <w:r>
         <w:t>目的</w:t>
       </w:r>
@@ -3369,7 +3369,7 @@
         <w:snapToGrid w:val="0"/>
         <w:textAlignment w:val="baseline"/>
       </w:pPr>
-      <w:bookmarkStart w:id="5" w:name="_Toc21693"/>
+      <w:bookmarkStart w:id="5" w:name="_Toc5329"/>
       <w:r>
         <w:t>适应范围</w:t>
       </w:r>
@@ -3500,7 +3500,7 @@
         <w:snapToGrid w:val="0"/>
         <w:textAlignment w:val="baseline"/>
       </w:pPr>
-      <w:bookmarkStart w:id="6" w:name="_Toc171"/>
+      <w:bookmarkStart w:id="6" w:name="_Toc8768"/>
       <w:r>
         <w:t>术语定义</w:t>
       </w:r>
@@ -4484,7 +4484,7 @@
         <w:snapToGrid w:val="0"/>
         <w:textAlignment w:val="baseline"/>
       </w:pPr>
-      <w:bookmarkStart w:id="7" w:name="_Toc4896"/>
+      <w:bookmarkStart w:id="7" w:name="_Toc14686"/>
       <w:r>
         <w:t>角色及职责</w:t>
       </w:r>
@@ -4986,7 +4986,7 @@
         <w:snapToGrid w:val="0"/>
         <w:textAlignment w:val="baseline"/>
       </w:pPr>
-      <w:bookmarkStart w:id="8" w:name="_Toc14389"/>
+      <w:bookmarkStart w:id="8" w:name="_Toc21305"/>
       <w:r>
         <w:t>配置管理过程说明</w:t>
       </w:r>
@@ -5010,7 +5010,7 @@
         <w:snapToGrid w:val="0"/>
         <w:textAlignment w:val="baseline"/>
       </w:pPr>
-      <w:bookmarkStart w:id="9" w:name="_Toc5636"/>
+      <w:bookmarkStart w:id="9" w:name="_Toc20404"/>
       <w:r>
         <w:t>触发关闭及输入输出</w:t>
       </w:r>
@@ -5433,7 +5433,7 @@
         <w:snapToGrid w:val="0"/>
         <w:textAlignment w:val="baseline"/>
       </w:pPr>
-      <w:bookmarkStart w:id="10" w:name="_Toc11805"/>
+      <w:bookmarkStart w:id="10" w:name="_Toc1293"/>
       <w:r>
         <w:t>过程执行原则</w:t>
       </w:r>
@@ -6579,7 +6579,7 @@
         <w:snapToGrid w:val="0"/>
         <w:textAlignment w:val="baseline"/>
       </w:pPr>
-      <w:bookmarkStart w:id="11" w:name="_Toc18229"/>
+      <w:bookmarkStart w:id="11" w:name="_Toc2522"/>
       <w:r>
         <w:t>过程阶段</w:t>
       </w:r>
@@ -8282,7 +8282,7 @@
         <w:snapToGrid w:val="0"/>
         <w:textAlignment w:val="baseline"/>
       </w:pPr>
-      <w:bookmarkStart w:id="12" w:name="_Toc13814"/>
+      <w:bookmarkStart w:id="12" w:name="_Toc23894"/>
       <w:r>
         <w:t>详细活动</w:t>
       </w:r>
@@ -15945,7 +15945,7 @@
         <w:snapToGrid w:val="0"/>
         <w:textAlignment w:val="baseline"/>
       </w:pPr>
-      <w:bookmarkStart w:id="13" w:name="_Toc24835"/>
+      <w:bookmarkStart w:id="13" w:name="_Toc3047"/>
       <w:r>
         <w:t>配置过程与其他过程的关系</w:t>
       </w:r>
@@ -15969,7 +15969,7 @@
         <w:snapToGrid w:val="0"/>
         <w:textAlignment w:val="baseline"/>
       </w:pPr>
-      <w:bookmarkStart w:id="14" w:name="_Toc18846"/>
+      <w:bookmarkStart w:id="14" w:name="_Toc22806"/>
       <w:r>
         <w:t>与事件管理过程的关系</w:t>
       </w:r>
@@ -16019,7 +16019,7 @@
         <w:snapToGrid w:val="0"/>
         <w:textAlignment w:val="baseline"/>
       </w:pPr>
-      <w:bookmarkStart w:id="15" w:name="_Toc9086"/>
+      <w:bookmarkStart w:id="15" w:name="_Toc11023"/>
       <w:r>
         <w:t>与问题管理过程的关系</w:t>
       </w:r>
@@ -16054,7 +16054,7 @@
       </w:pPr>
       <w:bookmarkStart w:id="16" w:name="bookmark15"/>
       <w:bookmarkEnd w:id="16"/>
-      <w:bookmarkStart w:id="17" w:name="_Toc10234"/>
+      <w:bookmarkStart w:id="17" w:name="_Toc31746"/>
       <w:r>
         <w:t>与变更管理过程的关系</w:t>
       </w:r>
@@ -16209,7 +16209,7 @@
         <w:snapToGrid w:val="0"/>
         <w:textAlignment w:val="baseline"/>
       </w:pPr>
-      <w:bookmarkStart w:id="18" w:name="_Toc15523"/>
+      <w:bookmarkStart w:id="18" w:name="_Toc6720"/>
       <w:r>
         <w:rPr>
           <w:rFonts w:hint="eastAsia"/>
@@ -16240,7 +16240,7 @@
           <w:rFonts w:hint="eastAsia"/>
         </w:rPr>
       </w:pPr>
-      <w:bookmarkStart w:id="19" w:name="_Toc20221"/>
+      <w:bookmarkStart w:id="19" w:name="_Toc6961"/>
       <w:r>
         <w:rPr>
           <w:rFonts w:hint="eastAsia"/>
@@ -16298,7 +16298,7 @@
           <w:rFonts w:hint="eastAsia"/>
         </w:rPr>
       </w:pPr>
-      <w:bookmarkStart w:id="20" w:name="_Toc17116"/>
+      <w:bookmarkStart w:id="20" w:name="_Toc6285"/>
       <w:r>
         <w:rPr>
           <w:rFonts w:hint="eastAsia"/>
@@ -16455,7 +16455,7 @@
           <w:rFonts w:hint="eastAsia"/>
         </w:rPr>
       </w:pPr>
-      <w:bookmarkStart w:id="21" w:name="_Toc21161"/>
+      <w:bookmarkStart w:id="21" w:name="_Toc9822"/>
       <w:r>
         <w:rPr>
           <w:rFonts w:hint="eastAsia"/>
@@ -16513,7 +16513,7 @@
           <w:rFonts w:hint="eastAsia"/>
         </w:rPr>
       </w:pPr>
-      <w:bookmarkStart w:id="22" w:name="_Toc23672"/>
+      <w:bookmarkStart w:id="22" w:name="_Toc6128"/>
       <w:r>
         <w:rPr>
           <w:rFonts w:hint="eastAsia"/>
@@ -16565,7 +16565,7 @@
         <w:snapToGrid w:val="0"/>
         <w:textAlignment w:val="baseline"/>
       </w:pPr>
-      <w:bookmarkStart w:id="23" w:name="_Toc24853"/>
+      <w:bookmarkStart w:id="23" w:name="_Toc11288"/>
       <w:r>
         <w:t>关键指标</w:t>
       </w:r>
@@ -17126,7 +17126,7 @@
         <w:snapToGrid w:val="0"/>
         <w:textAlignment w:val="baseline"/>
       </w:pPr>
-      <w:bookmarkStart w:id="24" w:name="_Toc17426"/>
+      <w:bookmarkStart w:id="24" w:name="_Toc18227"/>
       <w:r>
         <w:t>相关模板</w:t>
       </w:r>
